--- a/MLcourse/homework1.docx
+++ b/MLcourse/homework1.docx
@@ -177,8 +177,6 @@
         </w:rPr>
         <w:t>10</w:t>
       </w:r>
-      <w:bookmarkStart w:id="0" w:name="_GoBack"/>
-      <w:bookmarkEnd w:id="0"/>
       <w:r>
         <w:rPr>
           <w:rFonts w:ascii="Garamond"/>
@@ -350,39 +348,7 @@
           <w:rFonts w:ascii="Georgia"/>
           <w:spacing w:val="-2"/>
         </w:rPr>
-        <w:t>http://ml.cms.waikat</w:t>
-      </w:r>
-      <w:r>
-        <w:rPr>
-          <w:rStyle w:val="Hyperlink"/>
-          <w:rFonts w:ascii="Georgia"/>
-          <w:spacing w:val="-2"/>
-        </w:rPr>
-        <w:t>o</w:t>
-      </w:r>
-      <w:r>
-        <w:rPr>
-          <w:rStyle w:val="Hyperlink"/>
-          <w:rFonts w:ascii="Georgia"/>
-          <w:spacing w:val="-2"/>
-        </w:rPr>
-        <w:t>.</w:t>
-      </w:r>
-      <w:r>
-        <w:rPr>
-          <w:rStyle w:val="Hyperlink"/>
-          <w:rFonts w:ascii="Georgia"/>
-          <w:spacing w:val="-2"/>
-        </w:rPr>
-        <w:t>a</w:t>
-      </w:r>
-      <w:r>
-        <w:rPr>
-          <w:rStyle w:val="Hyperlink"/>
-          <w:rFonts w:ascii="Georgia"/>
-          <w:spacing w:val="-2"/>
-        </w:rPr>
-        <w:t>c.nz/weka/</w:t>
+        <w:t>http://ml.cms.waikato.ac.nz/weka/</w:t>
       </w:r>
     </w:p>
     <w:p>
@@ -429,19 +395,7 @@
         <w:rPr>
           <w:w w:val="105"/>
         </w:rPr>
-        <w:t xml:space="preserve">Please submit your assignment as one </w:t>
-      </w:r>
-      <w:r>
-        <w:rPr>
-          <w:w w:val="105"/>
-        </w:rPr>
-        <w:t xml:space="preserve">PDF </w:t>
-      </w:r>
-      <w:r>
-        <w:rPr>
-          <w:w w:val="105"/>
-        </w:rPr>
-        <w:t>file.</w:t>
+        <w:t>Please submit your assignment as one PDF file.</w:t>
       </w:r>
     </w:p>
     <w:p>
@@ -696,7 +650,22 @@
           <w:w w:val="105"/>
           <w:sz w:val="24"/>
         </w:rPr>
-        <w:t>Use your decision tree learner to learn a decision tree based on all 14 instances. Print the tree if your software easily allows this or hand type it if not.</w:t>
+        <w:t xml:space="preserve">Use your decision tree learner to learn a decision tree based on all 14 instances. </w:t>
+      </w:r>
+      <w:r>
+        <w:rPr>
+          <w:b/>
+          <w:w w:val="105"/>
+          <w:sz w:val="24"/>
+        </w:rPr>
+        <w:t>Print the tree</w:t>
+      </w:r>
+      <w:r>
+        <w:rPr>
+          <w:w w:val="105"/>
+          <w:sz w:val="24"/>
+        </w:rPr>
+        <w:t xml:space="preserve"> if your software easily allows this or hand type it if not.</w:t>
       </w:r>
       <w:r>
         <w:rPr>
@@ -711,14 +680,7 @@
           <w:w w:val="105"/>
           <w:sz w:val="24"/>
         </w:rPr>
-        <w:t>Do you get the same decision tree as t</w:t>
-      </w:r>
-      <w:r>
-        <w:rPr>
-          <w:w w:val="105"/>
-          <w:sz w:val="24"/>
-        </w:rPr>
-        <w:t>he one in Slide 8 of the Decision Tree lecture notes?</w:t>
+        <w:t>Do you get the same decision tree as the one in Slide 8 of the Decision Tree lecture notes?</w:t>
       </w:r>
       <w:r>
         <w:rPr>
@@ -759,14 +721,7 @@
           <w:w w:val="105"/>
           <w:sz w:val="24"/>
         </w:rPr>
-        <w:t>Use the leave-one-out cross-validation method described in class to estimate the error of the decision</w:t>
-      </w:r>
-      <w:r>
-        <w:rPr>
-          <w:w w:val="105"/>
-          <w:sz w:val="24"/>
-        </w:rPr>
-        <w:t xml:space="preserve"> tree.</w:t>
+        <w:t>Use the leave-one-out cross-validation method described in class to estimate the error of the decision tree.</w:t>
       </w:r>
       <w:r>
         <w:rPr>
@@ -1426,14 +1381,7 @@
           <w:w w:val="105"/>
           <w:sz w:val="24"/>
         </w:rPr>
-        <w:t>You can choose one of the data</w:t>
-      </w:r>
-      <w:r>
-        <w:rPr>
-          <w:w w:val="105"/>
-          <w:sz w:val="24"/>
-        </w:rPr>
-        <w:t>sets in the UCI repository at</w:t>
+        <w:t>You can choose one of the datasets in the UCI repository at</w:t>
       </w:r>
     </w:p>
     <w:p>
@@ -1469,13 +1417,6 @@
           <w:spacing w:val="-2"/>
           <w:w w:val="120"/>
         </w:rPr>
-      </w:r>
-      <w:r>
-        <w:rPr>
-          <w:rFonts w:ascii="Georgia"/>
-          <w:spacing w:val="-2"/>
-          <w:w w:val="120"/>
-        </w:rPr>
         <w:fldChar w:fldCharType="separate"/>
       </w:r>
       <w:r>
@@ -1485,26 +1426,10 @@
           <w:spacing w:val="-2"/>
           <w:w w:val="120"/>
         </w:rPr>
-        <w:t>http://archive.ic</w:t>
-      </w:r>
-      <w:r>
-        <w:rPr>
-          <w:rStyle w:val="Hyperlink"/>
-          <w:rFonts w:ascii="Georgia"/>
-          <w:spacing w:val="-2"/>
-          <w:w w:val="120"/>
-        </w:rPr>
-        <w:t>s</w:t>
-      </w:r>
-      <w:r>
-        <w:rPr>
-          <w:rStyle w:val="Hyperlink"/>
-          <w:rFonts w:ascii="Georgia"/>
-          <w:spacing w:val="-2"/>
-          <w:w w:val="120"/>
-        </w:rPr>
-        <w:t>.uci.edu/ml/</w:t>
-      </w:r>
+        <w:t>http://archive.ics.uci.edu/ml/</w:t>
+      </w:r>
+      <w:bookmarkStart w:id="0" w:name="_GoBack"/>
+      <w:bookmarkEnd w:id="0"/>
     </w:p>
     <w:p>
       <w:pPr>
@@ -1615,17 +1540,18 @@
       </w:r>
       <w:r>
         <w:rPr>
-          <w:w w:val="105"/>
-          <w:sz w:val="24"/>
-        </w:rPr>
-        <w:t>Give the tree, the error on the training set and the time needed for learning (if your p</w:t>
-      </w:r>
-      <w:r>
-        <w:rPr>
-          <w:w w:val="105"/>
-          <w:sz w:val="24"/>
-        </w:rPr>
-        <w:t>ackage gives the learning time).</w:t>
+          <w:b/>
+          <w:w w:val="105"/>
+          <w:sz w:val="24"/>
+        </w:rPr>
+        <w:t>Give the tree</w:t>
+      </w:r>
+      <w:r>
+        <w:rPr>
+          <w:w w:val="105"/>
+          <w:sz w:val="24"/>
+        </w:rPr>
+        <w:t>, the error on the training set and the time needed for learning (if your package gives the learning time).</w:t>
       </w:r>
       <w:r>
         <w:rPr>
@@ -2019,6 +1945,7 @@
       </w:r>
       <w:r>
         <w:rPr>
+          <w:b/>
           <w:w w:val="105"/>
           <w:sz w:val="24"/>
         </w:rPr>
@@ -2027,10 +1954,19 @@
       <w:r>
         <w:rPr>
           <w:rFonts w:ascii="Book Antiqua"/>
-          <w:w w:val="105"/>
-          <w:sz w:val="24"/>
-        </w:rPr>
-        <w:t xml:space="preserve">table </w:t>
+          <w:b/>
+          <w:w w:val="105"/>
+          <w:sz w:val="24"/>
+        </w:rPr>
+        <w:t>table</w:t>
+      </w:r>
+      <w:r>
+        <w:rPr>
+          <w:rFonts w:ascii="Book Antiqua"/>
+          <w:w w:val="105"/>
+          <w:sz w:val="24"/>
+        </w:rPr>
+        <w:t xml:space="preserve"> </w:t>
       </w:r>
       <w:r>
         <w:rPr>

--- a/MLcourse/homework1.docx
+++ b/MLcourse/homework1.docx
@@ -1,6 +1,6 @@
 
 <file path=word/document.xml><?xml version="1.0" encoding="utf-8"?>
-<w:document xmlns:wpc="http://schemas.microsoft.com/office/word/2010/wordprocessingCanvas" xmlns:cx="http://schemas.microsoft.com/office/drawing/2014/chartex" xmlns:cx1="http://schemas.microsoft.com/office/drawing/2015/9/8/chartex" xmlns:cx2="http://schemas.microsoft.com/office/drawing/2015/10/21/chartex" xmlns:cx3="http://schemas.microsoft.com/office/drawing/2016/5/9/chartex" xmlns:cx4="http://schemas.microsoft.com/office/drawing/2016/5/10/chartex" xmlns:cx5="http://schemas.microsoft.com/office/drawing/2016/5/11/chartex" xmlns:cx6="http://schemas.microsoft.com/office/drawing/2016/5/12/chartex" xmlns:cx7="http://schemas.microsoft.com/office/drawing/2016/5/13/chartex" xmlns:cx8="http://schemas.microsoft.com/office/drawing/2016/5/14/chartex" xmlns:mc="http://schemas.openxmlformats.org/markup-compatibility/2006" xmlns:aink="http://schemas.microsoft.com/office/drawing/2016/ink" xmlns:am3d="http://schemas.microsoft.com/office/drawing/2017/model3d" xmlns:o="urn:schemas-microsoft-com:office:office" xmlns:r="http://schemas.openxmlformats.org/officeDocument/2006/relationships" xmlns:m="http://schemas.openxmlformats.org/officeDocument/2006/math" xmlns:v="urn:schemas-microsoft-com:vml" xmlns:wp14="http://schemas.microsoft.com/office/word/2010/wordprocessingDrawing" xmlns:wp="http://schemas.openxmlformats.org/drawingml/2006/wordprocessingDrawing" xmlns:w10="urn:schemas-microsoft-com:office:word" xmlns:w="http://schemas.openxmlformats.org/wordprocessingml/2006/main" xmlns:w14="http://schemas.microsoft.com/office/word/2010/wordml" xmlns:w15="http://schemas.microsoft.com/office/word/2012/wordml" xmlns:w16cid="http://schemas.microsoft.com/office/word/2016/wordml/cid" xmlns:w16se="http://schemas.microsoft.com/office/word/2015/wordml/symex" xmlns:wpg="http://schemas.microsoft.com/office/word/2010/wordprocessingGroup" xmlns:wpi="http://schemas.microsoft.com/office/word/2010/wordprocessingInk" xmlns:wne="http://schemas.microsoft.com/office/word/2006/wordml" xmlns:wps="http://schemas.microsoft.com/office/word/2010/wordprocessingShape" mc:Ignorable="w14 w15 w16se w16cid wp14">
+<w:document xmlns:wpc="http://schemas.microsoft.com/office/word/2010/wordprocessingCanvas" xmlns:cx="http://schemas.microsoft.com/office/drawing/2014/chartex" xmlns:cx1="http://schemas.microsoft.com/office/drawing/2015/9/8/chartex" xmlns:cx2="http://schemas.microsoft.com/office/drawing/2015/10/21/chartex" xmlns:cx3="http://schemas.microsoft.com/office/drawing/2016/5/9/chartex" xmlns:cx4="http://schemas.microsoft.com/office/drawing/2016/5/10/chartex" xmlns:cx5="http://schemas.microsoft.com/office/drawing/2016/5/11/chartex" xmlns:cx6="http://schemas.microsoft.com/office/drawing/2016/5/12/chartex" xmlns:cx7="http://schemas.microsoft.com/office/drawing/2016/5/13/chartex" xmlns:cx8="http://schemas.microsoft.com/office/drawing/2016/5/14/chartex" xmlns:mc="http://schemas.openxmlformats.org/markup-compatibility/2006" xmlns:aink="http://schemas.microsoft.com/office/drawing/2016/ink" xmlns:am3d="http://schemas.microsoft.com/office/drawing/2017/model3d" xmlns:o="urn:schemas-microsoft-com:office:office" xmlns:oel="http://schemas.microsoft.com/office/2019/extlst" xmlns:r="http://schemas.openxmlformats.org/officeDocument/2006/relationships" xmlns:m="http://schemas.openxmlformats.org/officeDocument/2006/math" xmlns:v="urn:schemas-microsoft-com:vml" xmlns:wp14="http://schemas.microsoft.com/office/word/2010/wordprocessingDrawing" xmlns:wp="http://schemas.openxmlformats.org/drawingml/2006/wordprocessingDrawing" xmlns:w10="urn:schemas-microsoft-com:office:word" xmlns:w="http://schemas.openxmlformats.org/wordprocessingml/2006/main" xmlns:w14="http://schemas.microsoft.com/office/word/2010/wordml" xmlns:w15="http://schemas.microsoft.com/office/word/2012/wordml" xmlns:w16cex="http://schemas.microsoft.com/office/word/2018/wordml/cex" xmlns:w16cid="http://schemas.microsoft.com/office/word/2016/wordml/cid" xmlns:w16="http://schemas.microsoft.com/office/word/2018/wordml" xmlns:w16du="http://schemas.microsoft.com/office/word/2023/wordml/word16du" xmlns:w16sdtdh="http://schemas.microsoft.com/office/word/2020/wordml/sdtdatahash" xmlns:w16sdtfl="http://schemas.microsoft.com/office/word/2024/wordml/sdtformatlock" xmlns:w16se="http://schemas.microsoft.com/office/word/2015/wordml/symex" xmlns:wpg="http://schemas.microsoft.com/office/word/2010/wordprocessingGroup" xmlns:wpi="http://schemas.microsoft.com/office/word/2010/wordprocessingInk" xmlns:wne="http://schemas.microsoft.com/office/word/2006/wordml" xmlns:wps="http://schemas.microsoft.com/office/word/2010/wordprocessingShape" mc:Ignorable="w14 w15 w16se w16cid w16 w16cex w16sdtdh w16sdtfl w16du wp14">
   <w:body>
     <w:p>
       <w:pPr>
@@ -340,6 +340,12 @@
           <w:rFonts w:ascii="Georgia"/>
           <w:spacing w:val="-2"/>
         </w:rPr>
+      </w:r>
+      <w:r>
+        <w:rPr>
+          <w:rFonts w:ascii="Georgia"/>
+          <w:spacing w:val="-2"/>
+        </w:rPr>
         <w:fldChar w:fldCharType="separate"/>
       </w:r>
       <w:r>
@@ -382,7 +388,19 @@
         <w:rPr>
           <w:w w:val="105"/>
         </w:rPr>
-        <w:t>Alternatively, you can use another package of your choice or write your own code.</w:t>
+        <w:t xml:space="preserve">Alternatively, you can use another package of your choice or write </w:t>
+      </w:r>
+      <w:r>
+        <w:rPr>
+          <w:w w:val="105"/>
+        </w:rPr>
+        <w:t xml:space="preserve">or generate </w:t>
+      </w:r>
+      <w:r>
+        <w:rPr>
+          <w:w w:val="105"/>
+        </w:rPr>
+        <w:t>your own code.</w:t>
       </w:r>
       <w:r>
         <w:rPr>
@@ -420,7 +438,23 @@
           <w:w w:val="105"/>
           <w:sz w:val="24"/>
         </w:rPr>
-        <w:t>[50</w:t>
+        <w:t>[</w:t>
+      </w:r>
+      <w:r>
+        <w:rPr>
+          <w:rFonts w:ascii="Book Antiqua"/>
+          <w:w w:val="105"/>
+          <w:sz w:val="24"/>
+        </w:rPr>
+        <w:t>4</w:t>
+      </w:r>
+      <w:r>
+        <w:rPr>
+          <w:rFonts w:ascii="Book Antiqua"/>
+          <w:w w:val="105"/>
+          <w:sz w:val="24"/>
+        </w:rPr>
+        <w:t>0</w:t>
       </w:r>
       <w:r>
         <w:rPr>
@@ -1136,7 +1170,23 @@
           <w:w w:val="105"/>
           <w:sz w:val="24"/>
         </w:rPr>
-        <w:t>[50</w:t>
+        <w:t>[</w:t>
+      </w:r>
+      <w:r>
+        <w:rPr>
+          <w:rFonts w:ascii="Book Antiqua"/>
+          <w:w w:val="105"/>
+          <w:sz w:val="24"/>
+        </w:rPr>
+        <w:t>6</w:t>
+      </w:r>
+      <w:r>
+        <w:rPr>
+          <w:rFonts w:ascii="Book Antiqua"/>
+          <w:w w:val="105"/>
+          <w:sz w:val="24"/>
+        </w:rPr>
+        <w:t>0</w:t>
       </w:r>
       <w:r>
         <w:rPr>
@@ -1417,6 +1467,13 @@
           <w:spacing w:val="-2"/>
           <w:w w:val="120"/>
         </w:rPr>
+      </w:r>
+      <w:r>
+        <w:rPr>
+          <w:rFonts w:ascii="Georgia"/>
+          <w:spacing w:val="-2"/>
+          <w:w w:val="120"/>
+        </w:rPr>
         <w:fldChar w:fldCharType="separate"/>
       </w:r>
       <w:r>
@@ -1428,8 +1485,6 @@
         </w:rPr>
         <w:t>http://archive.ics.uci.edu/ml/</w:t>
       </w:r>
-      <w:bookmarkStart w:id="0" w:name="_GoBack"/>
-      <w:bookmarkEnd w:id="0"/>
     </w:p>
     <w:p>
       <w:pPr>
@@ -2028,7 +2083,7 @@
 </file>
 
 <file path=word/numbering.xml><?xml version="1.0" encoding="utf-8"?>
-<w:numbering xmlns:wpc="http://schemas.microsoft.com/office/word/2010/wordprocessingCanvas" xmlns:cx="http://schemas.microsoft.com/office/drawing/2014/chartex" xmlns:cx1="http://schemas.microsoft.com/office/drawing/2015/9/8/chartex" xmlns:cx2="http://schemas.microsoft.com/office/drawing/2015/10/21/chartex" xmlns:cx3="http://schemas.microsoft.com/office/drawing/2016/5/9/chartex" xmlns:cx4="http://schemas.microsoft.com/office/drawing/2016/5/10/chartex" xmlns:cx5="http://schemas.microsoft.com/office/drawing/2016/5/11/chartex" xmlns:cx6="http://schemas.microsoft.com/office/drawing/2016/5/12/chartex" xmlns:cx7="http://schemas.microsoft.com/office/drawing/2016/5/13/chartex" xmlns:cx8="http://schemas.microsoft.com/office/drawing/2016/5/14/chartex" xmlns:mc="http://schemas.openxmlformats.org/markup-compatibility/2006" xmlns:aink="http://schemas.microsoft.com/office/drawing/2016/ink" xmlns:am3d="http://schemas.microsoft.com/office/drawing/2017/model3d" xmlns:o="urn:schemas-microsoft-com:office:office" xmlns:r="http://schemas.openxmlformats.org/officeDocument/2006/relationships" xmlns:m="http://schemas.openxmlformats.org/officeDocument/2006/math" xmlns:v="urn:schemas-microsoft-com:vml" xmlns:wp14="http://schemas.microsoft.com/office/word/2010/wordprocessingDrawing" xmlns:wp="http://schemas.openxmlformats.org/drawingml/2006/wordprocessingDrawing" xmlns:w10="urn:schemas-microsoft-com:office:word" xmlns:w="http://schemas.openxmlformats.org/wordprocessingml/2006/main" xmlns:w14="http://schemas.microsoft.com/office/word/2010/wordml" xmlns:w15="http://schemas.microsoft.com/office/word/2012/wordml" xmlns:w16cid="http://schemas.microsoft.com/office/word/2016/wordml/cid" xmlns:w16se="http://schemas.microsoft.com/office/word/2015/wordml/symex" xmlns:wpg="http://schemas.microsoft.com/office/word/2010/wordprocessingGroup" xmlns:wpi="http://schemas.microsoft.com/office/word/2010/wordprocessingInk" xmlns:wne="http://schemas.microsoft.com/office/word/2006/wordml" xmlns:wps="http://schemas.microsoft.com/office/word/2010/wordprocessingShape" mc:Ignorable="w14 w15 w16se w16cid wp14">
+<w:numbering xmlns:wpc="http://schemas.microsoft.com/office/word/2010/wordprocessingCanvas" xmlns:cx="http://schemas.microsoft.com/office/drawing/2014/chartex" xmlns:cx1="http://schemas.microsoft.com/office/drawing/2015/9/8/chartex" xmlns:cx2="http://schemas.microsoft.com/office/drawing/2015/10/21/chartex" xmlns:cx3="http://schemas.microsoft.com/office/drawing/2016/5/9/chartex" xmlns:cx4="http://schemas.microsoft.com/office/drawing/2016/5/10/chartex" xmlns:cx5="http://schemas.microsoft.com/office/drawing/2016/5/11/chartex" xmlns:cx6="http://schemas.microsoft.com/office/drawing/2016/5/12/chartex" xmlns:cx7="http://schemas.microsoft.com/office/drawing/2016/5/13/chartex" xmlns:cx8="http://schemas.microsoft.com/office/drawing/2016/5/14/chartex" xmlns:mc="http://schemas.openxmlformats.org/markup-compatibility/2006" xmlns:aink="http://schemas.microsoft.com/office/drawing/2016/ink" xmlns:am3d="http://schemas.microsoft.com/office/drawing/2017/model3d" xmlns:o="urn:schemas-microsoft-com:office:office" xmlns:oel="http://schemas.microsoft.com/office/2019/extlst" xmlns:r="http://schemas.openxmlformats.org/officeDocument/2006/relationships" xmlns:m="http://schemas.openxmlformats.org/officeDocument/2006/math" xmlns:v="urn:schemas-microsoft-com:vml" xmlns:wp14="http://schemas.microsoft.com/office/word/2010/wordprocessingDrawing" xmlns:wp="http://schemas.openxmlformats.org/drawingml/2006/wordprocessingDrawing" xmlns:w10="urn:schemas-microsoft-com:office:word" xmlns:w="http://schemas.openxmlformats.org/wordprocessingml/2006/main" xmlns:w14="http://schemas.microsoft.com/office/word/2010/wordml" xmlns:w15="http://schemas.microsoft.com/office/word/2012/wordml" xmlns:w16cex="http://schemas.microsoft.com/office/word/2018/wordml/cex" xmlns:w16cid="http://schemas.microsoft.com/office/word/2016/wordml/cid" xmlns:w16="http://schemas.microsoft.com/office/word/2018/wordml" xmlns:w16du="http://schemas.microsoft.com/office/word/2023/wordml/word16du" xmlns:w16sdtdh="http://schemas.microsoft.com/office/word/2020/wordml/sdtdatahash" xmlns:w16sdtfl="http://schemas.microsoft.com/office/word/2024/wordml/sdtformatlock" xmlns:w16se="http://schemas.microsoft.com/office/word/2015/wordml/symex" xmlns:wpg="http://schemas.microsoft.com/office/word/2010/wordprocessingGroup" xmlns:wpi="http://schemas.microsoft.com/office/word/2010/wordprocessingInk" xmlns:wne="http://schemas.microsoft.com/office/word/2006/wordml" xmlns:wps="http://schemas.microsoft.com/office/word/2010/wordprocessingShape" mc:Ignorable="w14 w15 w16se w16cid w16 w16cex w16sdtdh w16sdtfl w16du wp14">
   <w:abstractNum w:abstractNumId="0" w15:restartNumberingAfterBreak="0">
     <w:nsid w:val="2F132C81"/>
     <w:multiLevelType w:val="hybridMultilevel"/>
@@ -2162,14 +2217,14 @@
       </w:rPr>
     </w:lvl>
   </w:abstractNum>
-  <w:num w:numId="1">
+  <w:num w:numId="1" w16cid:durableId="2026246741">
     <w:abstractNumId w:val="0"/>
   </w:num>
 </w:numbering>
 </file>
 
 <file path=word/styles.xml><?xml version="1.0" encoding="utf-8"?>
-<w:styles xmlns:mc="http://schemas.openxmlformats.org/markup-compatibility/2006" xmlns:r="http://schemas.openxmlformats.org/officeDocument/2006/relationships" xmlns:w="http://schemas.openxmlformats.org/wordprocessingml/2006/main" xmlns:w14="http://schemas.microsoft.com/office/word/2010/wordml" xmlns:w15="http://schemas.microsoft.com/office/word/2012/wordml" xmlns:w16cid="http://schemas.microsoft.com/office/word/2016/wordml/cid" xmlns:w16se="http://schemas.microsoft.com/office/word/2015/wordml/symex" mc:Ignorable="w14 w15 w16se w16cid">
+<w:styles xmlns:mc="http://schemas.openxmlformats.org/markup-compatibility/2006" xmlns:r="http://schemas.openxmlformats.org/officeDocument/2006/relationships" xmlns:w="http://schemas.openxmlformats.org/wordprocessingml/2006/main" xmlns:w14="http://schemas.microsoft.com/office/word/2010/wordml" xmlns:w15="http://schemas.microsoft.com/office/word/2012/wordml" xmlns:w16cex="http://schemas.microsoft.com/office/word/2018/wordml/cex" xmlns:w16cid="http://schemas.microsoft.com/office/word/2016/wordml/cid" xmlns:w16="http://schemas.microsoft.com/office/word/2018/wordml" xmlns:w16du="http://schemas.microsoft.com/office/word/2023/wordml/word16du" xmlns:w16sdtdh="http://schemas.microsoft.com/office/word/2020/wordml/sdtdatahash" xmlns:w16sdtfl="http://schemas.microsoft.com/office/word/2024/wordml/sdtformatlock" xmlns:w16se="http://schemas.microsoft.com/office/word/2015/wordml/symex" mc:Ignorable="w14 w15 w16se w16cid w16 w16cex w16sdtdh w16sdtfl w16du">
   <w:docDefaults>
     <w:rPrDefault>
       <w:rPr>
@@ -2187,7 +2242,7 @@
       </w:pPr>
     </w:pPrDefault>
   </w:docDefaults>
-  <w:latentStyles w:defLockedState="0" w:defUIPriority="99" w:defSemiHidden="0" w:defUnhideWhenUsed="0" w:defQFormat="0" w:count="375">
+  <w:latentStyles w:defLockedState="0" w:defUIPriority="99" w:defSemiHidden="0" w:defUnhideWhenUsed="0" w:defQFormat="0" w:count="376">
     <w:lsdException w:name="Normal" w:uiPriority="0" w:qFormat="1"/>
     <w:lsdException w:name="heading 1" w:uiPriority="9" w:qFormat="1"/>
     <w:lsdException w:name="heading 2" w:semiHidden="1" w:uiPriority="9" w:unhideWhenUsed="1" w:qFormat="1"/>
@@ -2563,6 +2618,7 @@
     <w:lsdException w:name="Smart Hyperlink" w:semiHidden="1" w:unhideWhenUsed="1"/>
     <w:lsdException w:name="Hashtag" w:semiHidden="1" w:unhideWhenUsed="1"/>
     <w:lsdException w:name="Unresolved Mention" w:semiHidden="1" w:unhideWhenUsed="1"/>
+    <w:lsdException w:name="Smart Link" w:semiHidden="1" w:unhideWhenUsed="1"/>
   </w:latentStyles>
   <w:style w:type="paragraph" w:default="1" w:styleId="Normal">
     <w:name w:val="Normal"/>
